--- a/entregaveis/IRIS_Production_Guardian_User_Manual_EN.docx
+++ b/entregaveis/IRIS_Production_Guardian_User_Manual_EN.docx
@@ -550,7 +550,7 @@
                   </pic:nvPicPr>
                   <pic:blipFill>
                     <a:blip r:embed="rId13"/>
-                    <a:srcRect l="0" t="26200" r="82400" b="52000"/>
+                    <a:srcRect l="0" t="14641" r="82400" b="60145"/>
                     <a:stretch>
                       <a:fillRect/>
                     </a:stretch>
@@ -3279,7 +3279,7 @@
                   </pic:nvPicPr>
                   <pic:blipFill>
                     <a:blip r:embed="rId14"/>
-                    <a:srcRect l="28500" t="17000" r="8000" b="51000"/>
+                    <a:srcRect l="28500" t="4000" r="8000" b="58988"/>
                     <a:stretch>
                       <a:fillRect/>
                     </a:stretch>
@@ -3926,7 +3926,7 @@
                   </pic:nvPicPr>
                   <pic:blipFill>
                     <a:blip r:embed="rId15"/>
-                    <a:srcRect l="28500" t="39700" r="12000" b="10000"/>
+                    <a:srcRect l="28500" t="30255" r="12000" b="11566"/>
                     <a:stretch>
                       <a:fillRect/>
                     </a:stretch>
@@ -4530,7 +4530,7 @@
                   </pic:nvPicPr>
                   <pic:blipFill>
                     <a:blip r:embed="rId16"/>
-                    <a:srcRect l="30000" t="14500" r="12500" b="67000"/>
+                    <a:srcRect l="30000" t="1108" r="12500" b="77494"/>
                     <a:stretch>
                       <a:fillRect/>
                     </a:stretch>
@@ -5418,7 +5418,7 @@
                   </pic:nvPicPr>
                   <pic:blipFill>
                     <a:blip r:embed="rId17"/>
-                    <a:srcRect l="31500" t="17000" r="15000" b="39500"/>
+                    <a:srcRect l="31500" t="4000" r="15000" b="45687"/>
                     <a:stretch>
                       <a:fillRect/>
                     </a:stretch>
@@ -6093,7 +6093,7 @@
                   </pic:nvPicPr>
                   <pic:blipFill>
                     <a:blip r:embed="rId18"/>
-                    <a:srcRect l="32800" t="61800" r="15500" b="8000"/>
+                    <a:srcRect l="32800" t="55817" r="15500" b="9253"/>
                     <a:stretch>
                       <a:fillRect/>
                     </a:stretch>
@@ -6710,7 +6710,7 @@
                   </pic:nvPicPr>
                   <pic:blipFill>
                     <a:blip r:embed="rId19"/>
-                    <a:srcRect l="32000" t="17000" r="15000" b="29000"/>
+                    <a:srcRect l="32000" t="4000" r="15000" b="33542"/>
                     <a:stretch>
                       <a:fillRect/>
                     </a:stretch>

--- a/entregaveis/IRIS_Production_Guardian_User_Manual_EN.docx
+++ b/entregaveis/IRIS_Production_Guardian_User_Manual_EN.docx
@@ -912,7 +912,7 @@
                 <w:color w:val="000000"/>
                 <w:sz w:val="20"/>
               </w:rPr>
-              <w:t>RAG Assistant (novo modelo)</w:t>
+              <w:t>RAG Assistant (Groq)</w:t>
             </w:r>
           </w:p>
         </w:tc>
@@ -945,7 +945,7 @@
                 <w:color w:val="000000"/>
                 <w:sz w:val="20"/>
               </w:rPr>
-              <w:t>“New model”: a second query interface. In this edition, it uses the same Gemini backend; an alternative provider is not active.</w:t>
+              <w:t>Second query interface (multi-model bonus): answer generation uses Groq (openai/gpt-oss-120b model); document retrieval still uses the same Gemini-based mechanism.</w:t>
             </w:r>
           </w:p>
         </w:tc>
@@ -6685,7 +6685,7 @@
         <w:spacing w:before="120" w:after="160"/>
       </w:pPr>
       <w:r>
-        <w:t>10 The new model option</w:t>
+        <w:t>10 The RAG Assistant (Groq)</w:t>
       </w:r>
     </w:p>
     <w:p>
@@ -6696,8 +6696,8 @@
       <w:r>
         <w:drawing>
           <wp:inline xmlns:a="http://schemas.openxmlformats.org/drawingml/2006/main" xmlns:pic="http://schemas.openxmlformats.org/drawingml/2006/picture">
-            <wp:extent cx="5943600" cy="3539429"/>
-            <wp:docPr id="8" name="Picture 8" descr="Figure 8. Second RAG option available in the menu."/>
+            <wp:extent cx="5943600" cy="3003463"/>
+            <wp:docPr id="8" name="Picture 8" descr="Figure 8. Second RAG option available in the menu, now labeled RAG Assistant (Groq)."/>
             <wp:cNvGraphicFramePr>
               <a:graphicFrameLocks noChangeAspect="1"/>
             </wp:cNvGraphicFramePr>
@@ -6710,7 +6710,6 @@
                   </pic:nvPicPr>
                   <pic:blipFill>
                     <a:blip r:embed="rId19"/>
-                    <a:srcRect l="32000" t="4000" r="15000" b="33542"/>
                     <a:stretch>
                       <a:fillRect/>
                     </a:stretch>
@@ -6718,7 +6717,7 @@
                   <pic:spPr>
                     <a:xfrm>
                       <a:off x="0" y="0"/>
-                      <a:ext cx="5943600" cy="3539429"/>
+                      <a:ext cx="5943600" cy="3003463"/>
                     </a:xfrm>
                     <a:prstGeom prst="rect"/>
                   </pic:spPr>
@@ -6741,7 +6740,7 @@
           <w:color w:val="606060"/>
           <w:sz w:val="18"/>
         </w:rPr>
-        <w:t>Figure 8. Second RAG option available in the menu.</w:t>
+        <w:t>Figure 8. Second RAG option available in the menu, now labeled RAG Assistant (Groq).</w:t>
       </w:r>
     </w:p>
     <w:p>
@@ -6754,7 +6753,7 @@
           <w:b w:val="0"/>
           <w:sz w:val="22"/>
         </w:rPr>
-        <w:t>In this edition, RAG Assistant (novo modelo) is a second page using the same query logic and Gemini provider as the main option. The footer states that the second provider has not yet been chosen.</w:t>
+        <w:t>RAG Assistant (Groq) is the second page of the multi-model bonus: it uses the same query logic and the same document retrieval (Gemini embeddings) as the main option, but answer generation is done by Groq (openai/gpt-oss-120b model) instead of Gemini. The footer confirms the provider used and the abstention threshold.</w:t>
       </w:r>
     </w:p>
     <w:tbl>
@@ -6905,7 +6904,7 @@
                 <w:color w:val="000000"/>
                 <w:sz w:val="20"/>
               </w:rPr>
-              <w:t>Identify the second page. They do not prove that the model has changed.</w:t>
+              <w:t>Identify the second page, now labeled RAG Assistant (Groq).</w:t>
             </w:r>
           </w:p>
         </w:tc>
@@ -7189,7 +7188,7 @@
                 <w:color w:val="000000"/>
                 <w:sz w:val="20"/>
               </w:rPr>
-              <w:t>Explains that this option is provisional and shares the current backend.</w:t>
+              <w:t>Confirms that the answer was generated by Groq and repeats the abstention rules (0.58 threshold).</w:t>
             </w:r>
           </w:p>
         </w:tc>
@@ -7217,7 +7216,7 @@
           <w:b w:val="0"/>
           <w:sz w:val="22"/>
         </w:rPr>
-        <w:t>Switching to this option does not resolve an exhausted Gemini quota. Unavailability of the same provider may affect both pages. Use the main option as your operational reference until an alternative provider has actually been configured.</w:t>
+        <w:t>Switching to this option now uses a different LLM provider (Groq) for answer generation, which can work around an exhausted Gemini quota specifically at that step. Document retrieval (embeddings) still runs on Gemini for both pages, so a Gemini outage at that step still affects both.</w:t>
       </w:r>
     </w:p>
     <w:p>
